--- a/soft-copyright/小鱼来了AI信息发布平台V1.0-软件说明书.docx
+++ b/soft-copyright/小鱼来了AI信息发布平台V1.0-软件说明书.docx
@@ -2740,6 +2740,60 @@
     </w:p>
     <w:p>
       <w:pPr>
+        <w:spacing w:before="160" w:after="40"/>
+        <w:jc w:val="center"/>
+      </w:pPr>
+      <w:r>
+        <w:drawing>
+          <wp:inline xmlns:a="http://schemas.openxmlformats.org/drawingml/2006/main" xmlns:pic="http://schemas.openxmlformats.org/drawingml/2006/picture">
+            <wp:extent cx="2951999" cy="4713676"/>
+            <wp:docPr id="1" name="Picture 1"/>
+            <wp:cNvGraphicFramePr>
+              <a:graphicFrameLocks noChangeAspect="1"/>
+            </wp:cNvGraphicFramePr>
+            <a:graphic>
+              <a:graphicData uri="http://schemas.openxmlformats.org/drawingml/2006/picture">
+                <pic:pic>
+                  <pic:nvPicPr>
+                    <pic:cNvPr id="0" name="01-发布信息-板块选择.png"/>
+                    <pic:cNvPicPr/>
+                  </pic:nvPicPr>
+                  <pic:blipFill>
+                    <a:blip r:embed="rId9"/>
+                    <a:stretch>
+                      <a:fillRect/>
+                    </a:stretch>
+                  </pic:blipFill>
+                  <pic:spPr>
+                    <a:xfrm>
+                      <a:off x="0" y="0"/>
+                      <a:ext cx="2951999" cy="4713676"/>
+                    </a:xfrm>
+                    <a:prstGeom prst="rect"/>
+                  </pic:spPr>
+                </pic:pic>
+              </a:graphicData>
+            </a:graphic>
+          </wp:inline>
+        </w:drawing>
+      </w:r>
+    </w:p>
+    <w:p>
+      <w:pPr>
+        <w:spacing w:before="0" w:after="200"/>
+        <w:jc w:val="center"/>
+      </w:pPr>
+      <w:r>
+        <w:rPr>
+          <w:rFonts w:ascii="宋体" w:hAnsi="宋体" w:eastAsia="宋体"/>
+          <w:color w:val="666666"/>
+          <w:sz w:val="19"/>
+        </w:rPr>
+        <w:t>图 4-1　信息发布页面：板块选择与内容导入</w:t>
+      </w:r>
+    </w:p>
+    <w:p>
+      <w:pPr>
         <w:pStyle w:val="Heading2"/>
         <w:spacing w:before="200" w:after="160"/>
       </w:pPr>
@@ -2926,6 +2980,60 @@
     </w:p>
     <w:p>
       <w:pPr>
+        <w:spacing w:before="160" w:after="40"/>
+        <w:jc w:val="center"/>
+      </w:pPr>
+      <w:r>
+        <w:drawing>
+          <wp:inline xmlns:a="http://schemas.openxmlformats.org/drawingml/2006/main" xmlns:pic="http://schemas.openxmlformats.org/drawingml/2006/picture">
+            <wp:extent cx="3311999" cy="4804094"/>
+            <wp:docPr id="2" name="Picture 2"/>
+            <wp:cNvGraphicFramePr>
+              <a:graphicFrameLocks noChangeAspect="1"/>
+            </wp:cNvGraphicFramePr>
+            <a:graphic>
+              <a:graphicData uri="http://schemas.openxmlformats.org/drawingml/2006/picture">
+                <pic:pic>
+                  <pic:nvPicPr>
+                    <pic:cNvPr id="0" name="02-AI智能解析.png"/>
+                    <pic:cNvPicPr/>
+                  </pic:nvPicPr>
+                  <pic:blipFill>
+                    <a:blip r:embed="rId10"/>
+                    <a:stretch>
+                      <a:fillRect/>
+                    </a:stretch>
+                  </pic:blipFill>
+                  <pic:spPr>
+                    <a:xfrm>
+                      <a:off x="0" y="0"/>
+                      <a:ext cx="3311999" cy="4804094"/>
+                    </a:xfrm>
+                    <a:prstGeom prst="rect"/>
+                  </pic:spPr>
+                </pic:pic>
+              </a:graphicData>
+            </a:graphic>
+          </wp:inline>
+        </w:drawing>
+      </w:r>
+    </w:p>
+    <w:p>
+      <w:pPr>
+        <w:spacing w:before="0" w:after="200"/>
+        <w:jc w:val="center"/>
+      </w:pPr>
+      <w:r>
+        <w:rPr>
+          <w:rFonts w:ascii="宋体" w:hAnsi="宋体" w:eastAsia="宋体"/>
+          <w:color w:val="666666"/>
+          <w:sz w:val="19"/>
+        </w:rPr>
+        <w:t>图 4-2　AI 自动提炼的结构化信息要素与可靠性分析</w:t>
+      </w:r>
+    </w:p>
+    <w:p>
+      <w:pPr>
         <w:pStyle w:val="Heading2"/>
         <w:spacing w:before="200" w:after="160"/>
       </w:pPr>
@@ -2976,6 +3084,60 @@
     </w:p>
     <w:p>
       <w:pPr>
+        <w:spacing w:before="160" w:after="40"/>
+        <w:jc w:val="center"/>
+      </w:pPr>
+      <w:r>
+        <w:drawing>
+          <wp:inline xmlns:a="http://schemas.openxmlformats.org/drawingml/2006/main" xmlns:pic="http://schemas.openxmlformats.org/drawingml/2006/picture">
+            <wp:extent cx="2951999" cy="4713676"/>
+            <wp:docPr id="3" name="Picture 3"/>
+            <wp:cNvGraphicFramePr>
+              <a:graphicFrameLocks noChangeAspect="1"/>
+            </wp:cNvGraphicFramePr>
+            <a:graphic>
+              <a:graphicData uri="http://schemas.openxmlformats.org/drawingml/2006/picture">
+                <pic:pic>
+                  <pic:nvPicPr>
+                    <pic:cNvPr id="0" name="03-短视频.png"/>
+                    <pic:cNvPicPr/>
+                  </pic:nvPicPr>
+                  <pic:blipFill>
+                    <a:blip r:embed="rId11"/>
+                    <a:stretch>
+                      <a:fillRect/>
+                    </a:stretch>
+                  </pic:blipFill>
+                  <pic:spPr>
+                    <a:xfrm>
+                      <a:off x="0" y="0"/>
+                      <a:ext cx="2951999" cy="4713676"/>
+                    </a:xfrm>
+                    <a:prstGeom prst="rect"/>
+                  </pic:spPr>
+                </pic:pic>
+              </a:graphicData>
+            </a:graphic>
+          </wp:inline>
+        </w:drawing>
+      </w:r>
+    </w:p>
+    <w:p>
+      <w:pPr>
+        <w:spacing w:before="0" w:after="200"/>
+        <w:jc w:val="center"/>
+      </w:pPr>
+      <w:r>
+        <w:rPr>
+          <w:rFonts w:ascii="宋体" w:hAnsi="宋体" w:eastAsia="宋体"/>
+          <w:color w:val="666666"/>
+          <w:sz w:val="19"/>
+        </w:rPr>
+        <w:t>图 4-3　短视频上下滑动播放，支持点赞、收藏与联系发布者</w:t>
+      </w:r>
+    </w:p>
+    <w:p>
+      <w:pPr>
         <w:pStyle w:val="Heading2"/>
         <w:spacing w:before="200" w:after="160"/>
       </w:pPr>
@@ -3062,6 +3224,60 @@
     </w:p>
     <w:p>
       <w:pPr>
+        <w:spacing w:before="160" w:after="40"/>
+        <w:jc w:val="center"/>
+      </w:pPr>
+      <w:r>
+        <w:drawing>
+          <wp:inline xmlns:a="http://schemas.openxmlformats.org/drawingml/2006/main" xmlns:pic="http://schemas.openxmlformats.org/drawingml/2006/picture">
+            <wp:extent cx="2951999" cy="4713676"/>
+            <wp:docPr id="4" name="Picture 4"/>
+            <wp:cNvGraphicFramePr>
+              <a:graphicFrameLocks noChangeAspect="1"/>
+            </wp:cNvGraphicFramePr>
+            <a:graphic>
+              <a:graphicData uri="http://schemas.openxmlformats.org/drawingml/2006/picture">
+                <pic:pic>
+                  <pic:nvPicPr>
+                    <pic:cNvPr id="0" name="04-服务商入驻.png"/>
+                    <pic:cNvPicPr/>
+                  </pic:nvPicPr>
+                  <pic:blipFill>
+                    <a:blip r:embed="rId12"/>
+                    <a:stretch>
+                      <a:fillRect/>
+                    </a:stretch>
+                  </pic:blipFill>
+                  <pic:spPr>
+                    <a:xfrm>
+                      <a:off x="0" y="0"/>
+                      <a:ext cx="2951999" cy="4713676"/>
+                    </a:xfrm>
+                    <a:prstGeom prst="rect"/>
+                  </pic:spPr>
+                </pic:pic>
+              </a:graphicData>
+            </a:graphic>
+          </wp:inline>
+        </w:drawing>
+      </w:r>
+    </w:p>
+    <w:p>
+      <w:pPr>
+        <w:spacing w:before="0" w:after="200"/>
+        <w:jc w:val="center"/>
+      </w:pPr>
+      <w:r>
+        <w:rPr>
+          <w:rFonts w:ascii="宋体" w:hAnsi="宋体" w:eastAsia="宋体"/>
+          <w:color w:val="666666"/>
+          <w:sz w:val="19"/>
+        </w:rPr>
+        <w:t>图 4-4　服务商入驻：种类与类型二级选择</w:t>
+      </w:r>
+    </w:p>
+    <w:p>
+      <w:pPr>
         <w:pStyle w:val="Heading2"/>
         <w:spacing w:before="200" w:after="160"/>
       </w:pPr>
@@ -3136,6 +3352,60 @@
     </w:p>
     <w:p>
       <w:pPr>
+        <w:spacing w:before="160" w:after="40"/>
+        <w:jc w:val="center"/>
+      </w:pPr>
+      <w:r>
+        <w:drawing>
+          <wp:inline xmlns:a="http://schemas.openxmlformats.org/drawingml/2006/main" xmlns:pic="http://schemas.openxmlformats.org/drawingml/2006/picture">
+            <wp:extent cx="2951999" cy="4713676"/>
+            <wp:docPr id="5" name="Picture 5"/>
+            <wp:cNvGraphicFramePr>
+              <a:graphicFrameLocks noChangeAspect="1"/>
+            </wp:cNvGraphicFramePr>
+            <a:graphic>
+              <a:graphicData uri="http://schemas.openxmlformats.org/drawingml/2006/picture">
+                <pic:pic>
+                  <pic:nvPicPr>
+                    <pic:cNvPr id="0" name="05-会员开通-付款方式.png"/>
+                    <pic:cNvPicPr/>
+                  </pic:nvPicPr>
+                  <pic:blipFill>
+                    <a:blip r:embed="rId13"/>
+                    <a:stretch>
+                      <a:fillRect/>
+                    </a:stretch>
+                  </pic:blipFill>
+                  <pic:spPr>
+                    <a:xfrm>
+                      <a:off x="0" y="0"/>
+                      <a:ext cx="2951999" cy="4713676"/>
+                    </a:xfrm>
+                    <a:prstGeom prst="rect"/>
+                  </pic:spPr>
+                </pic:pic>
+              </a:graphicData>
+            </a:graphic>
+          </wp:inline>
+        </w:drawing>
+      </w:r>
+    </w:p>
+    <w:p>
+      <w:pPr>
+        <w:spacing w:before="0" w:after="200"/>
+        <w:jc w:val="center"/>
+      </w:pPr>
+      <w:r>
+        <w:rPr>
+          <w:rFonts w:ascii="宋体" w:hAnsi="宋体" w:eastAsia="宋体"/>
+          <w:color w:val="666666"/>
+          <w:sz w:val="19"/>
+        </w:rPr>
+        <w:t>图 4-5　会员开通：微信 / 支付宝 / 银行卡三种付款方式</w:t>
+      </w:r>
+    </w:p>
+    <w:p>
+      <w:pPr>
         <w:pStyle w:val="Heading2"/>
         <w:spacing w:before="200" w:after="160"/>
       </w:pPr>
@@ -3170,6 +3440,60 @@
           <w:sz w:val="22"/>
         </w:rPr>
         <w:t>分享邀请：顶部横栏点击「📤 分享」按钮，系统生成带个人邀请码的邀请海报与分享文案。可复制文案、保存海报或只复制链接，转发至微信后对方注册即自动归属邀请人。</w:t>
+      </w:r>
+    </w:p>
+    <w:p>
+      <w:pPr>
+        <w:spacing w:before="160" w:after="40"/>
+        <w:jc w:val="center"/>
+      </w:pPr>
+      <w:r>
+        <w:drawing>
+          <wp:inline xmlns:a="http://schemas.openxmlformats.org/drawingml/2006/main" xmlns:pic="http://schemas.openxmlformats.org/drawingml/2006/picture">
+            <wp:extent cx="2951999" cy="4713676"/>
+            <wp:docPr id="6" name="Picture 6"/>
+            <wp:cNvGraphicFramePr>
+              <a:graphicFrameLocks noChangeAspect="1"/>
+            </wp:cNvGraphicFramePr>
+            <a:graphic>
+              <a:graphicData uri="http://schemas.openxmlformats.org/drawingml/2006/picture">
+                <pic:pic>
+                  <pic:nvPicPr>
+                    <pic:cNvPr id="0" name="06-分享邀请.png"/>
+                    <pic:cNvPicPr/>
+                  </pic:nvPicPr>
+                  <pic:blipFill>
+                    <a:blip r:embed="rId14"/>
+                    <a:stretch>
+                      <a:fillRect/>
+                    </a:stretch>
+                  </pic:blipFill>
+                  <pic:spPr>
+                    <a:xfrm>
+                      <a:off x="0" y="0"/>
+                      <a:ext cx="2951999" cy="4713676"/>
+                    </a:xfrm>
+                    <a:prstGeom prst="rect"/>
+                  </pic:spPr>
+                </pic:pic>
+              </a:graphicData>
+            </a:graphic>
+          </wp:inline>
+        </w:drawing>
+      </w:r>
+    </w:p>
+    <w:p>
+      <w:pPr>
+        <w:spacing w:before="0" w:after="200"/>
+        <w:jc w:val="center"/>
+      </w:pPr>
+      <w:r>
+        <w:rPr>
+          <w:rFonts w:ascii="宋体" w:hAnsi="宋体" w:eastAsia="宋体"/>
+          <w:color w:val="666666"/>
+          <w:sz w:val="19"/>
+        </w:rPr>
+        <w:t>图 4-6　分享面板：邀请海报、分享文案与一键复制</w:t>
       </w:r>
     </w:p>
     <w:p>
